--- a/Documentation/Technical Documentation.docx
+++ b/Documentation/Technical Documentation.docx
@@ -7,15 +7,17 @@
         <w:rPr>
           <w:b/>
           <w:bCs/>
-          <w:lang w:val="en-US"/>
-        </w:rPr>
-      </w:pPr>
-      <w:r>
-        <w:rPr>
-          <w:b/>
-          <w:bCs/>
-          <w:sz w:val="36"/>
-          <w:szCs w:val="36"/>
+          <w:sz w:val="32"/>
+          <w:szCs w:val="32"/>
+          <w:lang w:val="en-US"/>
+        </w:rPr>
+      </w:pPr>
+      <w:r>
+        <w:rPr>
+          <w:b/>
+          <w:bCs/>
+          <w:sz w:val="32"/>
+          <w:szCs w:val="32"/>
           <w:lang w:val="en-US"/>
         </w:rPr>
         <w:t>Technical Documentation</w:t>
@@ -41,8 +43,6 @@
     <w:p>
       <w:pPr>
         <w:rPr>
-          <w:b/>
-          <w:bCs/>
           <w:lang w:val="en-US"/>
         </w:rPr>
       </w:pPr>
@@ -74,41 +74,39 @@
         <w:rPr>
           <w:lang w:val="en-US"/>
         </w:rPr>
-        <w:t>The application is event-driven (MS Excel) and consists of three main components:</w:t>
+        <w:t>The application is event-driven (MS Excel) and utilizes a decoupled architecture consisting of three main components:</w:t>
       </w:r>
     </w:p>
     <w:p>
       <w:pPr>
         <w:numPr>
           <w:ilvl w:val="0"/>
-          <w:numId w:val="6"/>
+          <w:numId w:val="11"/>
         </w:numPr>
         <w:rPr>
           <w:lang w:val="en-US"/>
         </w:rPr>
       </w:pPr>
-      <w:proofErr w:type="spellStart"/>
-      <w:r>
-        <w:rPr>
-          <w:b/>
-          <w:bCs/>
-          <w:lang w:val="en-US"/>
-        </w:rPr>
-        <w:t>ThisWorkbook</w:t>
-      </w:r>
-      <w:proofErr w:type="spellEnd"/>
-      <w:r>
-        <w:rPr>
-          <w:lang w:val="en-US"/>
-        </w:rPr>
-        <w:t xml:space="preserve"> – the entry point of the application.</w:t>
+      <w:r>
+        <w:rPr>
+          <w:b/>
+          <w:bCs/>
+          <w:lang w:val="en-US"/>
+        </w:rPr>
+        <w:t>ThisWorkbook:</w:t>
+      </w:r>
+      <w:r>
+        <w:rPr>
+          <w:lang w:val="en-US"/>
+        </w:rPr>
+        <w:t xml:space="preserve"> The entry point. Handles initialization and security (Sheet Protection).</w:t>
       </w:r>
     </w:p>
     <w:p>
       <w:pPr>
         <w:numPr>
           <w:ilvl w:val="0"/>
-          <w:numId w:val="6"/>
+          <w:numId w:val="11"/>
         </w:numPr>
         <w:rPr>
           <w:lang w:val="en-US"/>
@@ -120,20 +118,20 @@
           <w:bCs/>
           <w:lang w:val="en-US"/>
         </w:rPr>
-        <w:t>Sheet1 (Worksheet)</w:t>
-      </w:r>
-      <w:r>
-        <w:rPr>
-          <w:lang w:val="en-US"/>
-        </w:rPr>
-        <w:t xml:space="preserve"> – listens for user interaction (view controller).</w:t>
+        <w:t>Sheet1 (Worksheet):</w:t>
+      </w:r>
+      <w:r>
+        <w:rPr>
+          <w:lang w:val="en-US"/>
+        </w:rPr>
+        <w:t xml:space="preserve"> The View-Controller. Listens for user interactions (clicks) via the SelectionChange event.</w:t>
       </w:r>
     </w:p>
     <w:p>
       <w:pPr>
         <w:numPr>
           <w:ilvl w:val="0"/>
-          <w:numId w:val="6"/>
+          <w:numId w:val="11"/>
         </w:numPr>
         <w:rPr>
           <w:lang w:val="en-US"/>
@@ -145,13 +143,13 @@
           <w:bCs/>
           <w:lang w:val="en-US"/>
         </w:rPr>
-        <w:t>Module1</w:t>
-      </w:r>
-      <w:r>
-        <w:rPr>
-          <w:lang w:val="en-US"/>
-        </w:rPr>
-        <w:t xml:space="preserve"> – the main game logic engine (game state and board generation).</w:t>
+        <w:t>Module1:</w:t>
+      </w:r>
+      <w:r>
+        <w:rPr>
+          <w:lang w:val="en-US"/>
+        </w:rPr>
+        <w:t xml:space="preserve"> The core Game Logic Engine. Manages global states, board generation, and rendering procedures.</w:t>
       </w:r>
     </w:p>
     <w:p>
@@ -190,14 +188,28 @@
         <w:rPr>
           <w:lang w:val="en-US"/>
         </w:rPr>
-        <w:t>In Module1, 4 public variables are declared to store the game state in RAM during runtime:</w:t>
+        <w:t xml:space="preserve">Five public variables are declared in </w:t>
+      </w:r>
+      <w:r>
+        <w:rPr>
+          <w:b/>
+          <w:bCs/>
+          <w:lang w:val="en-US"/>
+        </w:rPr>
+        <w:t>Module1</w:t>
+      </w:r>
+      <w:r>
+        <w:rPr>
+          <w:lang w:val="en-US"/>
+        </w:rPr>
+        <w:t xml:space="preserve"> to maintain the game state in RAM during runtime:</w:t>
       </w:r>
     </w:p>
     <w:p>
       <w:pPr>
         <w:numPr>
           <w:ilvl w:val="0"/>
-          <w:numId w:val="7"/>
+          <w:numId w:val="12"/>
         </w:numPr>
         <w:rPr>
           <w:lang w:val="en-US"/>
@@ -209,180 +221,173 @@
           <w:bCs/>
           <w:lang w:val="en-US"/>
         </w:rPr>
-        <w:t>Level As Integer</w:t>
-      </w:r>
-      <w:r>
-        <w:rPr>
-          <w:lang w:val="en-US"/>
-        </w:rPr>
-        <w:t xml:space="preserve"> – current gameplay level.</w:t>
+        <w:t>Level As Integer:</w:t>
+      </w:r>
+      <w:r>
+        <w:rPr>
+          <w:lang w:val="en-US"/>
+        </w:rPr>
+        <w:t xml:space="preserve"> Stores the current difficulty level.</w:t>
       </w:r>
     </w:p>
     <w:p>
       <w:pPr>
         <w:numPr>
           <w:ilvl w:val="0"/>
-          <w:numId w:val="7"/>
+          <w:numId w:val="12"/>
         </w:numPr>
         <w:rPr>
           <w:lang w:val="en-US"/>
         </w:rPr>
       </w:pPr>
-      <w:proofErr w:type="spellStart"/>
-      <w:r>
-        <w:rPr>
-          <w:b/>
-          <w:bCs/>
-          <w:lang w:val="en-US"/>
-        </w:rPr>
-        <w:t>TilesFound</w:t>
-      </w:r>
-      <w:proofErr w:type="spellEnd"/>
-      <w:r>
-        <w:rPr>
-          <w:b/>
-          <w:bCs/>
-          <w:lang w:val="en-US"/>
-        </w:rPr>
-        <w:t xml:space="preserve"> As Integer</w:t>
-      </w:r>
-      <w:r>
-        <w:rPr>
-          <w:lang w:val="en-US"/>
-        </w:rPr>
-        <w:t xml:space="preserve"> – counter of correct player clicks in the current round.</w:t>
+      <w:r>
+        <w:rPr>
+          <w:b/>
+          <w:bCs/>
+          <w:lang w:val="en-US"/>
+        </w:rPr>
+        <w:t>HighScore As Integer:</w:t>
+      </w:r>
+      <w:r>
+        <w:rPr>
+          <w:lang w:val="en-US"/>
+        </w:rPr>
+        <w:t xml:space="preserve"> Stores the best level achieved during the current session.</w:t>
       </w:r>
     </w:p>
     <w:p>
       <w:pPr>
         <w:numPr>
           <w:ilvl w:val="0"/>
-          <w:numId w:val="7"/>
+          <w:numId w:val="12"/>
         </w:numPr>
         <w:rPr>
           <w:lang w:val="en-US"/>
         </w:rPr>
       </w:pPr>
-      <w:proofErr w:type="spellStart"/>
-      <w:r>
-        <w:rPr>
-          <w:b/>
-          <w:bCs/>
-          <w:lang w:val="en-US"/>
-        </w:rPr>
-        <w:t>TilesToFind</w:t>
-      </w:r>
-      <w:proofErr w:type="spellEnd"/>
-      <w:r>
-        <w:rPr>
-          <w:b/>
-          <w:bCs/>
-          <w:lang w:val="en-US"/>
-        </w:rPr>
-        <w:t xml:space="preserve"> As Integer</w:t>
-      </w:r>
-      <w:r>
-        <w:rPr>
-          <w:lang w:val="en-US"/>
-        </w:rPr>
-        <w:t xml:space="preserve"> – required number of targets to find for a given level (calculated as Level + 2).</w:t>
+      <w:r>
+        <w:rPr>
+          <w:b/>
+          <w:bCs/>
+          <w:lang w:val="en-US"/>
+        </w:rPr>
+        <w:t>TilesFound As Integer:</w:t>
+      </w:r>
+      <w:r>
+        <w:rPr>
+          <w:lang w:val="en-US"/>
+        </w:rPr>
+        <w:t xml:space="preserve"> Counter for correct player clicks in the current round.</w:t>
       </w:r>
     </w:p>
     <w:p>
       <w:pPr>
         <w:numPr>
           <w:ilvl w:val="0"/>
-          <w:numId w:val="7"/>
+          <w:numId w:val="12"/>
         </w:numPr>
         <w:rPr>
           <w:lang w:val="en-US"/>
         </w:rPr>
       </w:pPr>
-      <w:proofErr w:type="spellStart"/>
-      <w:r>
-        <w:rPr>
-          <w:b/>
-          <w:bCs/>
-          <w:lang w:val="en-US"/>
-        </w:rPr>
-        <w:t>GameInProgress</w:t>
-      </w:r>
-      <w:proofErr w:type="spellEnd"/>
-      <w:r>
-        <w:rPr>
-          <w:b/>
-          <w:bCs/>
-          <w:lang w:val="en-US"/>
-        </w:rPr>
-        <w:t xml:space="preserve"> As Boolean</w:t>
-      </w:r>
-      <w:r>
-        <w:rPr>
-          <w:lang w:val="en-US"/>
-        </w:rPr>
-        <w:t xml:space="preserve"> – flag locking/unlocking the ability to click on the board (prevents clicking during animations and outside the game).</w:t>
+      <w:r>
+        <w:rPr>
+          <w:b/>
+          <w:bCs/>
+          <w:lang w:val="en-US"/>
+        </w:rPr>
+        <w:t>TilesToFind As Integer:</w:t>
+      </w:r>
+      <w:r>
+        <w:rPr>
+          <w:lang w:val="en-US"/>
+        </w:rPr>
+        <w:t xml:space="preserve"> Target number for the current level (calculated as Level + 2).</w:t>
       </w:r>
     </w:p>
     <w:p>
       <w:pPr>
-        <w:rPr>
-          <w:b/>
-          <w:bCs/>
-        </w:rPr>
-      </w:pPr>
+        <w:numPr>
+          <w:ilvl w:val="0"/>
+          <w:numId w:val="12"/>
+        </w:numPr>
+        <w:rPr>
+          <w:lang w:val="en-US"/>
+        </w:rPr>
+      </w:pPr>
+      <w:r>
+        <w:rPr>
+          <w:b/>
+          <w:bCs/>
+          <w:lang w:val="en-US"/>
+        </w:rPr>
+        <w:t>GameInProgress As Boolean:</w:t>
+      </w:r>
+      <w:r>
+        <w:rPr>
+          <w:lang w:val="en-US"/>
+        </w:rPr>
+        <w:t xml:space="preserve"> A flag used to lock/unlock board interaction (preventing clicks during animations or after a Game Over).</w:t>
+      </w:r>
     </w:p>
     <w:p>
       <w:pPr>
         <w:rPr>
           <w:b/>
           <w:bCs/>
-        </w:rPr>
-      </w:pPr>
-      <w:r>
-        <w:rPr>
-          <w:b/>
-          <w:bCs/>
-        </w:rPr>
-        <w:t>3. M</w:t>
-      </w:r>
-      <w:proofErr w:type="spellStart"/>
-      <w:r>
-        <w:rPr>
-          <w:b/>
-          <w:bCs/>
-        </w:rPr>
-        <w:t>ain</w:t>
-      </w:r>
-      <w:proofErr w:type="spellEnd"/>
-      <w:r>
-        <w:rPr>
-          <w:b/>
-          <w:bCs/>
-        </w:rPr>
-        <w:t xml:space="preserve"> Module </w:t>
-      </w:r>
-      <w:proofErr w:type="spellStart"/>
-      <w:r>
-        <w:rPr>
-          <w:b/>
-          <w:bCs/>
-        </w:rPr>
-        <w:t>Procedures</w:t>
-      </w:r>
-      <w:proofErr w:type="spellEnd"/>
-      <w:r>
-        <w:rPr>
-          <w:b/>
-          <w:bCs/>
-        </w:rPr>
-        <w:t xml:space="preserve"> (Module1)</w:t>
-      </w:r>
+          <w:lang w:val="en-US"/>
+        </w:rPr>
+      </w:pPr>
     </w:p>
     <w:p>
       <w:pPr>
+        <w:rPr>
+          <w:b/>
+          <w:bCs/>
+          <w:lang w:val="en-US"/>
+        </w:rPr>
+      </w:pPr>
+      <w:r>
+        <w:rPr>
+          <w:b/>
+          <w:bCs/>
+          <w:lang w:val="en-US"/>
+        </w:rPr>
+        <w:t>3. Main Module Procedures (Module1)</w:t>
+      </w:r>
+    </w:p>
+    <w:p>
+      <w:pPr>
+        <w:rPr>
+          <w:b/>
+          <w:bCs/>
+          <w:lang w:val="en-US"/>
+        </w:rPr>
+      </w:pPr>
+      <w:r>
+        <w:rPr>
+          <w:b/>
+          <w:bCs/>
+          <w:lang w:val="en-US"/>
+        </w:rPr>
+        <w:t>Sub DrawBoard()</w:t>
+      </w:r>
+    </w:p>
+    <w:p>
+      <w:proofErr w:type="spellStart"/>
+      <w:r>
+        <w:t>Responsible</w:t>
+      </w:r>
+      <w:proofErr w:type="spellEnd"/>
+      <w:r>
+        <w:t xml:space="preserve"> for UI rendering.</w:t>
+      </w:r>
+    </w:p>
+    <w:p>
+      <w:pPr>
         <w:numPr>
           <w:ilvl w:val="0"/>
-          <w:numId w:val="8"/>
+          <w:numId w:val="13"/>
         </w:numPr>
         <w:rPr>
           <w:lang w:val="en-US"/>
@@ -394,52 +399,20 @@
           <w:bCs/>
           <w:lang w:val="en-US"/>
         </w:rPr>
-        <w:t xml:space="preserve">Sub </w:t>
-      </w:r>
-      <w:proofErr w:type="spellStart"/>
-      <w:r>
-        <w:rPr>
-          <w:b/>
-          <w:bCs/>
-          <w:lang w:val="en-US"/>
-        </w:rPr>
-        <w:t>DrawBoard</w:t>
-      </w:r>
-      <w:proofErr w:type="spellEnd"/>
-      <w:r>
-        <w:rPr>
-          <w:b/>
-          <w:bCs/>
-          <w:lang w:val="en-US"/>
-        </w:rPr>
-        <w:t>()</w:t>
-      </w:r>
-      <w:r>
-        <w:rPr>
-          <w:lang w:val="en-US"/>
-        </w:rPr>
-        <w:t xml:space="preserve">: Responsible for UI rendering. Clears the sheet, paints the background to RGB(40,40,40), and prints the current level. Calculates the local variable </w:t>
-      </w:r>
-      <w:proofErr w:type="spellStart"/>
-      <w:r>
-        <w:rPr>
-          <w:lang w:val="en-US"/>
-        </w:rPr>
-        <w:t>BoardSize</w:t>
-      </w:r>
-      <w:proofErr w:type="spellEnd"/>
-      <w:r>
-        <w:rPr>
-          <w:lang w:val="en-US"/>
-        </w:rPr>
-        <w:t xml:space="preserve"> using the formula: 3 + Int((Level - 1) / 3). Based on this size, it formats the range starting at cell E5, assigning it the proper color, thick borders, and hiding the font inside (font color = cell background color).</w:t>
+        <w:t>Logic:</w:t>
+      </w:r>
+      <w:r>
+        <w:rPr>
+          <w:lang w:val="en-US"/>
+        </w:rPr>
+        <w:t xml:space="preserve"> Clears the sheet and applies a Dark Mode theme (RGB 40,40,40).</w:t>
       </w:r>
     </w:p>
     <w:p>
       <w:pPr>
         <w:numPr>
           <w:ilvl w:val="0"/>
-          <w:numId w:val="8"/>
+          <w:numId w:val="13"/>
         </w:numPr>
         <w:rPr>
           <w:lang w:val="en-US"/>
@@ -451,38 +424,20 @@
           <w:bCs/>
           <w:lang w:val="en-US"/>
         </w:rPr>
-        <w:t xml:space="preserve">Sub </w:t>
-      </w:r>
-      <w:proofErr w:type="spellStart"/>
-      <w:r>
-        <w:rPr>
-          <w:b/>
-          <w:bCs/>
-          <w:lang w:val="en-US"/>
-        </w:rPr>
-        <w:t>StartGame</w:t>
-      </w:r>
-      <w:proofErr w:type="spellEnd"/>
-      <w:r>
-        <w:rPr>
-          <w:b/>
-          <w:bCs/>
-          <w:lang w:val="en-US"/>
-        </w:rPr>
-        <w:t>()</w:t>
-      </w:r>
-      <w:r>
-        <w:rPr>
-          <w:lang w:val="en-US"/>
-        </w:rPr>
-        <w:t>: Helper function. If the game hasn't been initialized (Level = 0), it sets the level to 1 and calls the round start procedure.</w:t>
+        <w:t>Dynamic Scaling:</w:t>
+      </w:r>
+      <w:r>
+        <w:rPr>
+          <w:lang w:val="en-US"/>
+        </w:rPr>
+        <w:t xml:space="preserve"> Calculates the BoardSize using the algorithm: 3 + Int((Level - 1) / 3).</w:t>
       </w:r>
     </w:p>
     <w:p>
       <w:pPr>
         <w:numPr>
           <w:ilvl w:val="0"/>
-          <w:numId w:val="8"/>
+          <w:numId w:val="13"/>
         </w:numPr>
         <w:rPr>
           <w:lang w:val="en-US"/>
@@ -494,55 +449,153 @@
           <w:bCs/>
           <w:lang w:val="en-US"/>
         </w:rPr>
-        <w:t xml:space="preserve">Sub </w:t>
-      </w:r>
-      <w:proofErr w:type="spellStart"/>
-      <w:r>
-        <w:rPr>
-          <w:b/>
-          <w:bCs/>
-          <w:lang w:val="en-US"/>
-        </w:rPr>
-        <w:t>StartLevel</w:t>
-      </w:r>
-      <w:proofErr w:type="spellEnd"/>
-      <w:r>
-        <w:rPr>
-          <w:b/>
-          <w:bCs/>
-          <w:lang w:val="en-US"/>
-        </w:rPr>
-        <w:t>()</w:t>
-      </w:r>
-      <w:r>
-        <w:rPr>
-          <w:lang w:val="en-US"/>
-        </w:rPr>
-        <w:t>: The heart of the puzzle generation logic.</w:t>
+        <w:t>UI Elements:</w:t>
+      </w:r>
+      <w:r>
+        <w:rPr>
+          <w:lang w:val="en-US"/>
+        </w:rPr>
+        <w:t xml:space="preserve"> Prints the current </w:t>
+      </w:r>
+      <w:r>
+        <w:rPr>
+          <w:b/>
+          <w:bCs/>
+          <w:lang w:val="en-US"/>
+        </w:rPr>
+        <w:t>Level</w:t>
+      </w:r>
+      <w:r>
+        <w:rPr>
+          <w:lang w:val="en-US"/>
+        </w:rPr>
+        <w:t xml:space="preserve"> (E2) and the </w:t>
+      </w:r>
+      <w:r>
+        <w:rPr>
+          <w:b/>
+          <w:bCs/>
+          <w:lang w:val="en-US"/>
+        </w:rPr>
+        <w:t>High Score</w:t>
+      </w:r>
+      <w:r>
+        <w:rPr>
+          <w:lang w:val="en-US"/>
+        </w:rPr>
+        <w:t xml:space="preserve"> (G2) using gold font formatting (RGB(255, 215, 0)).</w:t>
       </w:r>
     </w:p>
     <w:p>
       <w:pPr>
+        <w:rPr>
+          <w:b/>
+          <w:bCs/>
+          <w:lang w:val="en-US"/>
+        </w:rPr>
+      </w:pPr>
+      <w:r>
+        <w:rPr>
+          <w:b/>
+          <w:bCs/>
+          <w:lang w:val="en-US"/>
+        </w:rPr>
+        <w:t>Sub StartLevel()</w:t>
+      </w:r>
+    </w:p>
+    <w:p>
+      <w:pPr>
+        <w:rPr>
+          <w:lang w:val="en-US"/>
+        </w:rPr>
+      </w:pPr>
+      <w:r>
+        <w:rPr>
+          <w:lang w:val="en-US"/>
+        </w:rPr>
+        <w:t>The core logic for puzzle generation and display.</w:t>
+      </w:r>
+    </w:p>
+    <w:p>
+      <w:pPr>
+        <w:numPr>
+          <w:ilvl w:val="0"/>
+          <w:numId w:val="14"/>
+        </w:numPr>
+        <w:rPr>
+          <w:lang w:val="en-US"/>
+        </w:rPr>
+      </w:pPr>
+      <w:r>
+        <w:rPr>
+          <w:b/>
+          <w:bCs/>
+          <w:lang w:val="en-US"/>
+        </w:rPr>
+        <w:t>Target Generation:</w:t>
+      </w:r>
+      <w:r>
+        <w:rPr>
+          <w:lang w:val="en-US"/>
+        </w:rPr>
+        <w:t xml:space="preserve"> Uses a Do While loop and Rnd function to randomize unique X, Y coordinates, assigning a value of "1" to target cells.</w:t>
+      </w:r>
+    </w:p>
+    <w:p>
+      <w:pPr>
+        <w:numPr>
+          <w:ilvl w:val="0"/>
+          <w:numId w:val="14"/>
+        </w:numPr>
+        <w:rPr>
+          <w:lang w:val="en-US"/>
+        </w:rPr>
+      </w:pPr>
+      <w:r>
+        <w:rPr>
+          <w:b/>
+          <w:bCs/>
+          <w:lang w:val="en-US"/>
+        </w:rPr>
+        <w:lastRenderedPageBreak/>
+        <w:t>Professional Rendering Logic:</w:t>
+      </w:r>
+      <w:r>
+        <w:rPr>
+          <w:lang w:val="en-US"/>
+        </w:rPr>
+        <w:t xml:space="preserve"> To ensure visual consistency across different hardware, the procedure uses an explicit rendering sequence:</w:t>
+      </w:r>
+    </w:p>
+    <w:p>
+      <w:pPr>
         <w:numPr>
           <w:ilvl w:val="1"/>
-          <w:numId w:val="8"/>
+          <w:numId w:val="14"/>
         </w:numPr>
-        <w:rPr>
-          <w:lang w:val="en-US"/>
-        </w:rPr>
-      </w:pPr>
-      <w:r>
-        <w:rPr>
-          <w:lang w:val="en-US"/>
-        </w:rPr>
-        <w:t>Calls the drawing of a clean board.</w:t>
+      </w:pPr>
+      <w:proofErr w:type="spellStart"/>
+      <w:r>
+        <w:t>Sets</w:t>
+      </w:r>
+      <w:proofErr w:type="spellEnd"/>
+      <w:r>
+        <w:t xml:space="preserve"> </w:t>
+      </w:r>
+      <w:proofErr w:type="spellStart"/>
+      <w:r>
+        <w:t>Application.ScreenUpdating</w:t>
+      </w:r>
+      <w:proofErr w:type="spellEnd"/>
+      <w:r>
+        <w:t xml:space="preserve"> = True.</w:t>
       </w:r>
     </w:p>
     <w:p>
       <w:pPr>
         <w:numPr>
           <w:ilvl w:val="1"/>
-          <w:numId w:val="8"/>
+          <w:numId w:val="14"/>
         </w:numPr>
         <w:rPr>
           <w:lang w:val="en-US"/>
@@ -552,42 +605,14 @@
         <w:rPr>
           <w:lang w:val="en-US"/>
         </w:rPr>
-        <w:t>Blocks user clicks (</w:t>
-      </w:r>
-      <w:proofErr w:type="spellStart"/>
-      <w:r>
-        <w:rPr>
-          <w:lang w:val="en-US"/>
-        </w:rPr>
-        <w:t>GameInProgress</w:t>
-      </w:r>
-      <w:proofErr w:type="spellEnd"/>
-      <w:r>
-        <w:rPr>
-          <w:lang w:val="en-US"/>
-        </w:rPr>
-        <w:t xml:space="preserve"> = False), resets the hits counter (</w:t>
-      </w:r>
-      <w:proofErr w:type="spellStart"/>
-      <w:r>
-        <w:rPr>
-          <w:lang w:val="en-US"/>
-        </w:rPr>
-        <w:t>TilesFound</w:t>
-      </w:r>
-      <w:proofErr w:type="spellEnd"/>
-      <w:r>
-        <w:rPr>
-          <w:lang w:val="en-US"/>
-        </w:rPr>
-        <w:t>).</w:t>
+        <w:t>Executes Application.Wait for 1 second to show white tiles.</w:t>
       </w:r>
     </w:p>
     <w:p>
       <w:pPr>
         <w:numPr>
           <w:ilvl w:val="1"/>
-          <w:numId w:val="8"/>
+          <w:numId w:val="14"/>
         </w:numPr>
         <w:rPr>
           <w:lang w:val="en-US"/>
@@ -597,108 +622,106 @@
         <w:rPr>
           <w:lang w:val="en-US"/>
         </w:rPr>
-        <w:t xml:space="preserve">Places targets: uses a Do While loop and </w:t>
-      </w:r>
-      <w:proofErr w:type="spellStart"/>
-      <w:r>
-        <w:rPr>
-          <w:lang w:val="en-US"/>
-        </w:rPr>
-        <w:t>Rnd</w:t>
-      </w:r>
-      <w:proofErr w:type="spellEnd"/>
-      <w:r>
-        <w:rPr>
-          <w:lang w:val="en-US"/>
-        </w:rPr>
-        <w:t xml:space="preserve"> function to randomize X, Y coordinates. Inserts the value 1 into the randomized locations (invisible due to UI formatting).</w:t>
+        <w:t>Sets Application.ScreenUpdating = False to hide tiles in the background before the player starts clicking.</w:t>
       </w:r>
     </w:p>
     <w:p>
       <w:pPr>
-        <w:numPr>
-          <w:ilvl w:val="1"/>
-          <w:numId w:val="8"/>
-        </w:numPr>
-        <w:rPr>
-          <w:lang w:val="en-US"/>
-        </w:rPr>
-      </w:pPr>
-      <w:r>
-        <w:rPr>
-          <w:lang w:val="en-US"/>
-        </w:rPr>
-        <w:t xml:space="preserve">Display sequence: Uses </w:t>
-      </w:r>
-      <w:proofErr w:type="spellStart"/>
-      <w:r>
-        <w:rPr>
-          <w:lang w:val="en-US"/>
-        </w:rPr>
-        <w:t>Application.Wait</w:t>
-      </w:r>
-      <w:proofErr w:type="spellEnd"/>
-      <w:r>
-        <w:rPr>
-          <w:lang w:val="en-US"/>
-        </w:rPr>
-        <w:t xml:space="preserve"> to wait 1 second, then searches the grid in a For loop and highlights cells with a value of 1 in white.</w:t>
+        <w:rPr>
+          <w:b/>
+          <w:bCs/>
+          <w:lang w:val="en-US"/>
+        </w:rPr>
+      </w:pPr>
+      <w:r>
+        <w:rPr>
+          <w:b/>
+          <w:bCs/>
+          <w:lang w:val="en-US"/>
+        </w:rPr>
+        <w:t>Sub GameOver()</w:t>
       </w:r>
     </w:p>
     <w:p>
       <w:pPr>
-        <w:numPr>
-          <w:ilvl w:val="1"/>
-          <w:numId w:val="8"/>
-        </w:numPr>
-        <w:rPr>
-          <w:lang w:val="en-US"/>
-        </w:rPr>
-      </w:pPr>
-      <w:r>
-        <w:rPr>
-          <w:lang w:val="en-US"/>
-        </w:rPr>
-        <w:lastRenderedPageBreak/>
-        <w:t>Waits another second and hides the randomized cells again (changing their background to gray).</w:t>
+        <w:rPr>
+          <w:lang w:val="en-US"/>
+        </w:rPr>
+      </w:pPr>
+      <w:r>
+        <w:rPr>
+          <w:lang w:val="en-US"/>
+        </w:rPr>
+        <w:t>Handles the failure state. Resets the Level to 1, updates the GameInProgress flag to False, and calls DrawBoard to reset the UI.</w:t>
       </w:r>
     </w:p>
     <w:p>
       <w:pPr>
-        <w:numPr>
-          <w:ilvl w:val="1"/>
-          <w:numId w:val="8"/>
-        </w:numPr>
-        <w:rPr>
-          <w:lang w:val="en-US"/>
-        </w:rPr>
-      </w:pPr>
-      <w:r>
-        <w:rPr>
-          <w:lang w:val="en-US"/>
-        </w:rPr>
-        <w:t>Allows player interaction (</w:t>
-      </w:r>
-      <w:proofErr w:type="spellStart"/>
-      <w:r>
-        <w:rPr>
-          <w:lang w:val="en-US"/>
-        </w:rPr>
-        <w:t>GameInProgress</w:t>
-      </w:r>
-      <w:proofErr w:type="spellEnd"/>
-      <w:r>
-        <w:rPr>
-          <w:lang w:val="en-US"/>
-        </w:rPr>
-        <w:t xml:space="preserve"> = True).</w:t>
-      </w:r>
+        <w:rPr>
+          <w:b/>
+          <w:bCs/>
+          <w:lang w:val="en-US"/>
+        </w:rPr>
+      </w:pPr>
     </w:p>
     <w:p>
       <w:pPr>
+        <w:rPr>
+          <w:b/>
+          <w:bCs/>
+          <w:lang w:val="en-US"/>
+        </w:rPr>
+      </w:pPr>
+      <w:r>
+        <w:rPr>
+          <w:b/>
+          <w:bCs/>
+          <w:lang w:val="en-US"/>
+        </w:rPr>
+        <w:t>4. Sheet Events (Sheet1)</w:t>
+      </w:r>
+    </w:p>
+    <w:p>
+      <w:pPr>
+        <w:rPr>
+          <w:b/>
+          <w:bCs/>
+          <w:lang w:val="en-US"/>
+        </w:rPr>
+      </w:pPr>
+      <w:r>
+        <w:rPr>
+          <w:b/>
+          <w:bCs/>
+          <w:lang w:val="en-US"/>
+        </w:rPr>
+        <w:t>Worksheet_SelectionChange</w:t>
+      </w:r>
+    </w:p>
+    <w:p>
+      <w:r>
+        <w:rPr>
+          <w:lang w:val="en-US"/>
+        </w:rPr>
+        <w:t xml:space="preserve">Fires upon every click. </w:t>
+      </w:r>
+      <w:r>
+        <w:t xml:space="preserve">It </w:t>
+      </w:r>
+      <w:proofErr w:type="spellStart"/>
+      <w:r>
+        <w:t>includes</w:t>
+      </w:r>
+      <w:proofErr w:type="spellEnd"/>
+      <w:r>
+        <w:t>:</w:t>
+      </w:r>
+    </w:p>
+    <w:p>
+      <w:pPr>
         <w:numPr>
           <w:ilvl w:val="0"/>
-          <w:numId w:val="8"/>
+          <w:numId w:val="15"/>
         </w:numPr>
         <w:rPr>
           <w:lang w:val="en-US"/>
@@ -710,146 +733,138 @@
           <w:bCs/>
           <w:lang w:val="en-US"/>
         </w:rPr>
-        <w:t xml:space="preserve">Sub </w:t>
-      </w:r>
-      <w:proofErr w:type="spellStart"/>
-      <w:r>
-        <w:rPr>
-          <w:b/>
-          <w:bCs/>
-          <w:lang w:val="en-US"/>
-        </w:rPr>
-        <w:t>GameOver</w:t>
-      </w:r>
-      <w:proofErr w:type="spellEnd"/>
-      <w:r>
-        <w:rPr>
-          <w:b/>
-          <w:bCs/>
-          <w:lang w:val="en-US"/>
-        </w:rPr>
-        <w:t>()</w:t>
-      </w:r>
-      <w:r>
-        <w:rPr>
-          <w:lang w:val="en-US"/>
-        </w:rPr>
-        <w:t>: Handles the failure state. Stops the logic, resets the Level state to 1, and redraws a clean board.</w:t>
+        <w:t>Safety Guards:</w:t>
+      </w:r>
+      <w:r>
+        <w:rPr>
+          <w:lang w:val="en-US"/>
+        </w:rPr>
+        <w:t xml:space="preserve"> Ignores multi-cell selections (Target.CountLarge &gt; 1) and blocked states.</w:t>
       </w:r>
     </w:p>
     <w:p>
       <w:pPr>
-        <w:rPr>
-          <w:b/>
-          <w:bCs/>
-        </w:rPr>
-      </w:pPr>
+        <w:numPr>
+          <w:ilvl w:val="0"/>
+          <w:numId w:val="15"/>
+        </w:numPr>
+        <w:rPr>
+          <w:lang w:val="en-US"/>
+        </w:rPr>
+      </w:pPr>
+      <w:r>
+        <w:rPr>
+          <w:b/>
+          <w:bCs/>
+          <w:lang w:val="en-US"/>
+        </w:rPr>
+        <w:t>Win Condition Logic:</w:t>
+      </w:r>
+      <w:r>
+        <w:rPr>
+          <w:lang w:val="en-US"/>
+        </w:rPr>
+        <w:t xml:space="preserve"> When TilesFound = TilesToFind, the HighScore variable is compared with the current Level and updated if a new record is reached before calling the next StartLevel.</w:t>
+      </w:r>
     </w:p>
     <w:p>
       <w:pPr>
-        <w:rPr>
-          <w:b/>
-          <w:bCs/>
-        </w:rPr>
-      </w:pPr>
-      <w:r>
-        <w:rPr>
-          <w:b/>
-          <w:bCs/>
-        </w:rPr>
-        <w:t>4. S</w:t>
-      </w:r>
-      <w:proofErr w:type="spellStart"/>
-      <w:r>
-        <w:rPr>
-          <w:b/>
-          <w:bCs/>
-        </w:rPr>
-        <w:t>heet</w:t>
-      </w:r>
-      <w:proofErr w:type="spellEnd"/>
-      <w:r>
-        <w:rPr>
-          <w:b/>
-          <w:bCs/>
-        </w:rPr>
-        <w:t xml:space="preserve"> </w:t>
-      </w:r>
-      <w:proofErr w:type="spellStart"/>
-      <w:r>
-        <w:rPr>
-          <w:b/>
-          <w:bCs/>
-        </w:rPr>
-        <w:t>Events</w:t>
-      </w:r>
-      <w:proofErr w:type="spellEnd"/>
-      <w:r>
-        <w:rPr>
-          <w:b/>
-          <w:bCs/>
-        </w:rPr>
-        <w:t xml:space="preserve"> (Sheet1)</w:t>
+        <w:numPr>
+          <w:ilvl w:val="0"/>
+          <w:numId w:val="15"/>
+        </w:numPr>
+        <w:rPr>
+          <w:lang w:val="en-US"/>
+        </w:rPr>
+      </w:pPr>
+      <w:r>
+        <w:rPr>
+          <w:b/>
+          <w:bCs/>
+          <w:lang w:val="en-US"/>
+        </w:rPr>
+        <w:t>Visual Feedback:</w:t>
+      </w:r>
+      <w:r>
+        <w:rPr>
+          <w:lang w:val="en-US"/>
+        </w:rPr>
+        <w:t xml:space="preserve"> Changes cell background to white (Hit) or red (Miss).</w:t>
       </w:r>
     </w:p>
     <w:p>
       <w:pPr>
+        <w:rPr>
+          <w:b/>
+          <w:bCs/>
+          <w:lang w:val="en-US"/>
+        </w:rPr>
+      </w:pPr>
+    </w:p>
+    <w:p>
+      <w:pPr>
+        <w:rPr>
+          <w:b/>
+          <w:bCs/>
+          <w:lang w:val="en-US"/>
+        </w:rPr>
+      </w:pPr>
+      <w:r>
+        <w:rPr>
+          <w:b/>
+          <w:bCs/>
+          <w:lang w:val="en-US"/>
+        </w:rPr>
+        <w:t>5. Workbook Events (ThisWorkbook)</w:t>
+      </w:r>
+    </w:p>
+    <w:p>
+      <w:pPr>
+        <w:rPr>
+          <w:b/>
+          <w:bCs/>
+          <w:lang w:val="en-US"/>
+        </w:rPr>
+      </w:pPr>
+      <w:r>
+        <w:rPr>
+          <w:b/>
+          <w:bCs/>
+          <w:lang w:val="en-US"/>
+        </w:rPr>
+        <w:t>Workbook_Open()</w:t>
+      </w:r>
+    </w:p>
+    <w:p>
+      <w:pPr>
         <w:numPr>
           <w:ilvl w:val="0"/>
-          <w:numId w:val="9"/>
+          <w:numId w:val="16"/>
         </w:numPr>
         <w:rPr>
           <w:lang w:val="en-US"/>
         </w:rPr>
       </w:pPr>
-      <w:proofErr w:type="spellStart"/>
-      <w:r>
-        <w:rPr>
-          <w:b/>
-          <w:bCs/>
-          <w:lang w:val="en-US"/>
-        </w:rPr>
-        <w:t>Worksheet_SelectionChange</w:t>
-      </w:r>
-      <w:proofErr w:type="spellEnd"/>
-      <w:r>
-        <w:rPr>
-          <w:b/>
-          <w:bCs/>
-          <w:lang w:val="en-US"/>
-        </w:rPr>
-        <w:t>(</w:t>
-      </w:r>
-      <w:proofErr w:type="spellStart"/>
-      <w:r>
-        <w:rPr>
-          <w:b/>
-          <w:bCs/>
-          <w:lang w:val="en-US"/>
-        </w:rPr>
-        <w:t>ByVal</w:t>
-      </w:r>
-      <w:proofErr w:type="spellEnd"/>
-      <w:r>
-        <w:rPr>
-          <w:b/>
-          <w:bCs/>
-          <w:lang w:val="en-US"/>
-        </w:rPr>
-        <w:t xml:space="preserve"> Target As Range)</w:t>
-      </w:r>
-      <w:r>
-        <w:rPr>
-          <w:lang w:val="en-US"/>
-        </w:rPr>
-        <w:t>: Event fired upon every click in the sheet.</w:t>
+      <w:r>
+        <w:rPr>
+          <w:b/>
+          <w:bCs/>
+          <w:lang w:val="en-US"/>
+        </w:rPr>
+        <w:t>Initialization:</w:t>
+      </w:r>
+      <w:r>
+        <w:rPr>
+          <w:lang w:val="en-US"/>
+        </w:rPr>
+        <w:t xml:space="preserve"> Sets Level and HighScore to 1 and prepares the UI.</w:t>
       </w:r>
     </w:p>
     <w:p>
       <w:pPr>
         <w:numPr>
-          <w:ilvl w:val="1"/>
-          <w:numId w:val="9"/>
+          <w:ilvl w:val="0"/>
+          <w:numId w:val="16"/>
         </w:numPr>
         <w:rPr>
           <w:lang w:val="en-US"/>
@@ -857,222 +872,45 @@
       </w:pPr>
       <w:r>
         <w:rPr>
-          <w:lang w:val="en-US"/>
-        </w:rPr>
-        <w:t>Contains error safeguards: ignores selecting multiple cells at once (</w:t>
-      </w:r>
-      <w:proofErr w:type="spellStart"/>
-      <w:r>
-        <w:rPr>
-          <w:lang w:val="en-US"/>
-        </w:rPr>
-        <w:t>Target.CountLarge</w:t>
-      </w:r>
-      <w:proofErr w:type="spellEnd"/>
-      <w:r>
-        <w:rPr>
-          <w:lang w:val="en-US"/>
-        </w:rPr>
-        <w:t xml:space="preserve"> &gt; 1) and blocks execution if </w:t>
-      </w:r>
-      <w:proofErr w:type="spellStart"/>
-      <w:r>
-        <w:rPr>
-          <w:lang w:val="en-US"/>
-        </w:rPr>
-        <w:t>GameInProgress</w:t>
-      </w:r>
-      <w:proofErr w:type="spellEnd"/>
-      <w:r>
-        <w:rPr>
-          <w:lang w:val="en-US"/>
-        </w:rPr>
-        <w:t xml:space="preserve"> = False.</w:t>
-      </w:r>
-    </w:p>
-    <w:p>
-      <w:pPr>
-        <w:numPr>
-          <w:ilvl w:val="1"/>
-          <w:numId w:val="9"/>
-        </w:numPr>
-        <w:rPr>
-          <w:lang w:val="en-US"/>
-        </w:rPr>
-      </w:pPr>
-      <w:r>
-        <w:rPr>
-          <w:lang w:val="en-US"/>
-        </w:rPr>
-        <w:t>Checks the color of the clicked tile. Action is taken only for gray cells.</w:t>
-      </w:r>
-    </w:p>
-    <w:p>
-      <w:pPr>
-        <w:numPr>
-          <w:ilvl w:val="1"/>
-          <w:numId w:val="9"/>
-        </w:numPr>
-        <w:rPr>
-          <w:lang w:val="en-US"/>
-        </w:rPr>
-      </w:pPr>
-      <w:r>
-        <w:rPr>
-          <w:lang w:val="en-US"/>
-        </w:rPr>
-        <w:t>If the clicked cell contains the value 1 (a hit): highlights it in white, increments the score, and checks the win condition.</w:t>
-      </w:r>
-    </w:p>
-    <w:p>
-      <w:pPr>
-        <w:numPr>
-          <w:ilvl w:val="1"/>
-          <w:numId w:val="9"/>
-        </w:numPr>
-        <w:rPr>
-          <w:lang w:val="en-US"/>
-        </w:rPr>
-      </w:pPr>
-      <w:r>
-        <w:rPr>
-          <w:lang w:val="en-US"/>
-        </w:rPr>
-        <w:t xml:space="preserve">If the cell does not have a 1 (a miss): marks the tile in red and calls </w:t>
-      </w:r>
-      <w:proofErr w:type="spellStart"/>
-      <w:r>
-        <w:rPr>
-          <w:lang w:val="en-US"/>
-        </w:rPr>
-        <w:t>GameOver</w:t>
-      </w:r>
-      <w:proofErr w:type="spellEnd"/>
-      <w:r>
-        <w:rPr>
-          <w:lang w:val="en-US"/>
-        </w:rPr>
-        <w:t>().</w:t>
-      </w:r>
-    </w:p>
-    <w:p>
-      <w:pPr>
-        <w:rPr>
-          <w:b/>
-          <w:bCs/>
-        </w:rPr>
-      </w:pPr>
-    </w:p>
-    <w:p>
-      <w:pPr>
-        <w:rPr>
-          <w:b/>
-          <w:bCs/>
-        </w:rPr>
-      </w:pPr>
-      <w:r>
-        <w:rPr>
-          <w:b/>
-          <w:bCs/>
-        </w:rPr>
-        <w:t>5. W</w:t>
-      </w:r>
-      <w:proofErr w:type="spellStart"/>
-      <w:r>
-        <w:rPr>
-          <w:b/>
-          <w:bCs/>
-        </w:rPr>
-        <w:t>orkbook</w:t>
-      </w:r>
-      <w:proofErr w:type="spellEnd"/>
-      <w:r>
-        <w:rPr>
-          <w:b/>
-          <w:bCs/>
-        </w:rPr>
-        <w:t xml:space="preserve"> </w:t>
-      </w:r>
-      <w:proofErr w:type="spellStart"/>
-      <w:r>
-        <w:rPr>
-          <w:b/>
-          <w:bCs/>
-        </w:rPr>
-        <w:t>Events</w:t>
-      </w:r>
-      <w:proofErr w:type="spellEnd"/>
-      <w:r>
-        <w:rPr>
-          <w:b/>
-          <w:bCs/>
-        </w:rPr>
-        <w:t xml:space="preserve"> (</w:t>
-      </w:r>
-      <w:proofErr w:type="spellStart"/>
-      <w:r>
-        <w:rPr>
-          <w:b/>
-          <w:bCs/>
-        </w:rPr>
-        <w:t>ThisWorkbook</w:t>
-      </w:r>
-      <w:proofErr w:type="spellEnd"/>
-      <w:r>
-        <w:rPr>
-          <w:b/>
-          <w:bCs/>
-        </w:rPr>
-        <w:t>)</w:t>
-      </w:r>
-    </w:p>
-    <w:p>
-      <w:pPr>
-        <w:numPr>
-          <w:ilvl w:val="0"/>
-          <w:numId w:val="10"/>
-        </w:numPr>
-        <w:rPr>
-          <w:lang w:val="en-US"/>
-        </w:rPr>
-      </w:pPr>
-      <w:proofErr w:type="spellStart"/>
-      <w:r>
-        <w:rPr>
-          <w:b/>
-          <w:bCs/>
-          <w:lang w:val="en-US"/>
-        </w:rPr>
-        <w:t>Workbook_Open</w:t>
-      </w:r>
-      <w:proofErr w:type="spellEnd"/>
-      <w:r>
-        <w:rPr>
-          <w:b/>
-          <w:bCs/>
-          <w:lang w:val="en-US"/>
-        </w:rPr>
-        <w:t>()</w:t>
-      </w:r>
-      <w:r>
-        <w:rPr>
-          <w:lang w:val="en-US"/>
-        </w:rPr>
-        <w:t xml:space="preserve">: Runs automatically when the file is opened. Activates the board (Sheet1.Activate), sets the initial level, and calls </w:t>
-      </w:r>
-      <w:proofErr w:type="spellStart"/>
-      <w:r>
-        <w:rPr>
-          <w:lang w:val="en-US"/>
-        </w:rPr>
-        <w:t>DrawBoard</w:t>
-      </w:r>
-      <w:proofErr w:type="spellEnd"/>
-      <w:r>
-        <w:rPr>
-          <w:lang w:val="en-US"/>
-        </w:rPr>
-        <w:t xml:space="preserve"> so the game is visually ready even before the user takes any action.</w:t>
+          <w:b/>
+          <w:bCs/>
+          <w:lang w:val="en-US"/>
+        </w:rPr>
+        <w:t>Advanced Protection:</w:t>
+      </w:r>
+      <w:r>
+        <w:rPr>
+          <w:lang w:val="en-US"/>
+        </w:rPr>
+        <w:t xml:space="preserve"> Applies Sheet1.Protect with the password </w:t>
+      </w:r>
+      <w:r>
+        <w:rPr>
+          <w:b/>
+          <w:bCs/>
+          <w:lang w:val="en-US"/>
+        </w:rPr>
+        <w:t>"Game123"</w:t>
+      </w:r>
+      <w:r>
+        <w:rPr>
+          <w:lang w:val="en-US"/>
+        </w:rPr>
+        <w:t xml:space="preserve"> and the </w:t>
+      </w:r>
+      <w:r>
+        <w:rPr>
+          <w:b/>
+          <w:bCs/>
+          <w:lang w:val="en-US"/>
+        </w:rPr>
+        <w:t>UserInterfaceOnly:=True</w:t>
+      </w:r>
+      <w:r>
+        <w:rPr>
+          <w:lang w:val="en-US"/>
+        </w:rPr>
+        <w:t xml:space="preserve"> parameter. This critical setting allows VBA macros to modify the sheet's colors and values while preventing the user from manual editing or breaking the board layout.</w:t>
       </w:r>
     </w:p>
     <w:p>
@@ -1095,6 +933,449 @@
 <file path=word/numbering.xml><?xml version="1.0" encoding="utf-8"?>
 <w:numbering xmlns:wpc="http://schemas.microsoft.com/office/word/2010/wordprocessingCanvas" xmlns:cx="http://schemas.microsoft.com/office/drawing/2014/chartex" xmlns:cx1="http://schemas.microsoft.com/office/drawing/2015/9/8/chartex" xmlns:cx2="http://schemas.microsoft.com/office/drawing/2015/10/21/chartex" xmlns:cx3="http://schemas.microsoft.com/office/drawing/2016/5/9/chartex" xmlns:cx4="http://schemas.microsoft.com/office/drawing/2016/5/10/chartex" xmlns:cx5="http://schemas.microsoft.com/office/drawing/2016/5/11/chartex" xmlns:cx6="http://schemas.microsoft.com/office/drawing/2016/5/12/chartex" xmlns:cx7="http://schemas.microsoft.com/office/drawing/2016/5/13/chartex" xmlns:cx8="http://schemas.microsoft.com/office/drawing/2016/5/14/chartex" xmlns:mc="http://schemas.openxmlformats.org/markup-compatibility/2006" xmlns:aink="http://schemas.microsoft.com/office/drawing/2016/ink" xmlns:am3d="http://schemas.microsoft.com/office/drawing/2017/model3d" xmlns:o="urn:schemas-microsoft-com:office:office" xmlns:oel="http://schemas.microsoft.com/office/2019/extlst" xmlns:r="http://schemas.openxmlformats.org/officeDocument/2006/relationships" xmlns:m="http://schemas.openxmlformats.org/officeDocument/2006/math" xmlns:v="urn:schemas-microsoft-com:vml" xmlns:wp14="http://schemas.microsoft.com/office/word/2010/wordprocessingDrawing" xmlns:wp="http://schemas.openxmlformats.org/drawingml/2006/wordprocessingDrawing" xmlns:w10="urn:schemas-microsoft-com:office:word" xmlns:w="http://schemas.openxmlformats.org/wordprocessingml/2006/main" xmlns:w14="http://schemas.microsoft.com/office/word/2010/wordml" xmlns:w15="http://schemas.microsoft.com/office/word/2012/wordml" xmlns:w16cex="http://schemas.microsoft.com/office/word/2018/wordml/cex" xmlns:w16cid="http://schemas.microsoft.com/office/word/2016/wordml/cid" xmlns:w16="http://schemas.microsoft.com/office/word/2018/wordml" xmlns:w16du="http://schemas.microsoft.com/office/word/2023/wordml/word16du" xmlns:w16sdtdh="http://schemas.microsoft.com/office/word/2020/wordml/sdtdatahash" xmlns:w16sdtfl="http://schemas.microsoft.com/office/word/2024/wordml/sdtformatlock" xmlns:w16se="http://schemas.microsoft.com/office/word/2015/wordml/symex" xmlns:wpg="http://schemas.microsoft.com/office/word/2010/wordprocessingGroup" xmlns:wpi="http://schemas.microsoft.com/office/word/2010/wordprocessingInk" xmlns:wne="http://schemas.microsoft.com/office/word/2006/wordml" xmlns:wps="http://schemas.microsoft.com/office/word/2010/wordprocessingShape" mc:Ignorable="w14 w15 w16se w16cid w16 w16cex w16sdtdh w16sdtfl w16du wp14">
   <w:abstractNum w:abstractNumId="0" w15:restartNumberingAfterBreak="0">
+    <w:nsid w:val="017053A6"/>
+    <w:multiLevelType w:val="multilevel"/>
+    <w:tmpl w:val="B81EE142"/>
+    <w:lvl w:ilvl="0">
+      <w:start w:val="1"/>
+      <w:numFmt w:val="bullet"/>
+      <w:lvlText w:val=""/>
+      <w:lvlJc w:val="left"/>
+      <w:pPr>
+        <w:tabs>
+          <w:tab w:val="num" w:pos="720"/>
+        </w:tabs>
+        <w:ind w:left="720" w:hanging="360"/>
+      </w:pPr>
+      <w:rPr>
+        <w:rFonts w:ascii="Symbol" w:hAnsi="Symbol" w:hint="default"/>
+        <w:sz w:val="20"/>
+      </w:rPr>
+    </w:lvl>
+    <w:lvl w:ilvl="1" w:tentative="1">
+      <w:start w:val="1"/>
+      <w:numFmt w:val="bullet"/>
+      <w:lvlText w:val="o"/>
+      <w:lvlJc w:val="left"/>
+      <w:pPr>
+        <w:tabs>
+          <w:tab w:val="num" w:pos="1440"/>
+        </w:tabs>
+        <w:ind w:left="1440" w:hanging="360"/>
+      </w:pPr>
+      <w:rPr>
+        <w:rFonts w:ascii="Courier New" w:hAnsi="Courier New" w:hint="default"/>
+        <w:sz w:val="20"/>
+      </w:rPr>
+    </w:lvl>
+    <w:lvl w:ilvl="2" w:tentative="1">
+      <w:start w:val="1"/>
+      <w:numFmt w:val="bullet"/>
+      <w:lvlText w:val=""/>
+      <w:lvlJc w:val="left"/>
+      <w:pPr>
+        <w:tabs>
+          <w:tab w:val="num" w:pos="2160"/>
+        </w:tabs>
+        <w:ind w:left="2160" w:hanging="360"/>
+      </w:pPr>
+      <w:rPr>
+        <w:rFonts w:ascii="Wingdings" w:hAnsi="Wingdings" w:hint="default"/>
+        <w:sz w:val="20"/>
+      </w:rPr>
+    </w:lvl>
+    <w:lvl w:ilvl="3" w:tentative="1">
+      <w:start w:val="1"/>
+      <w:numFmt w:val="bullet"/>
+      <w:lvlText w:val=""/>
+      <w:lvlJc w:val="left"/>
+      <w:pPr>
+        <w:tabs>
+          <w:tab w:val="num" w:pos="2880"/>
+        </w:tabs>
+        <w:ind w:left="2880" w:hanging="360"/>
+      </w:pPr>
+      <w:rPr>
+        <w:rFonts w:ascii="Wingdings" w:hAnsi="Wingdings" w:hint="default"/>
+        <w:sz w:val="20"/>
+      </w:rPr>
+    </w:lvl>
+    <w:lvl w:ilvl="4" w:tentative="1">
+      <w:start w:val="1"/>
+      <w:numFmt w:val="bullet"/>
+      <w:lvlText w:val=""/>
+      <w:lvlJc w:val="left"/>
+      <w:pPr>
+        <w:tabs>
+          <w:tab w:val="num" w:pos="3600"/>
+        </w:tabs>
+        <w:ind w:left="3600" w:hanging="360"/>
+      </w:pPr>
+      <w:rPr>
+        <w:rFonts w:ascii="Wingdings" w:hAnsi="Wingdings" w:hint="default"/>
+        <w:sz w:val="20"/>
+      </w:rPr>
+    </w:lvl>
+    <w:lvl w:ilvl="5" w:tentative="1">
+      <w:start w:val="1"/>
+      <w:numFmt w:val="bullet"/>
+      <w:lvlText w:val=""/>
+      <w:lvlJc w:val="left"/>
+      <w:pPr>
+        <w:tabs>
+          <w:tab w:val="num" w:pos="4320"/>
+        </w:tabs>
+        <w:ind w:left="4320" w:hanging="360"/>
+      </w:pPr>
+      <w:rPr>
+        <w:rFonts w:ascii="Wingdings" w:hAnsi="Wingdings" w:hint="default"/>
+        <w:sz w:val="20"/>
+      </w:rPr>
+    </w:lvl>
+    <w:lvl w:ilvl="6" w:tentative="1">
+      <w:start w:val="1"/>
+      <w:numFmt w:val="bullet"/>
+      <w:lvlText w:val=""/>
+      <w:lvlJc w:val="left"/>
+      <w:pPr>
+        <w:tabs>
+          <w:tab w:val="num" w:pos="5040"/>
+        </w:tabs>
+        <w:ind w:left="5040" w:hanging="360"/>
+      </w:pPr>
+      <w:rPr>
+        <w:rFonts w:ascii="Wingdings" w:hAnsi="Wingdings" w:hint="default"/>
+        <w:sz w:val="20"/>
+      </w:rPr>
+    </w:lvl>
+    <w:lvl w:ilvl="7" w:tentative="1">
+      <w:start w:val="1"/>
+      <w:numFmt w:val="bullet"/>
+      <w:lvlText w:val=""/>
+      <w:lvlJc w:val="left"/>
+      <w:pPr>
+        <w:tabs>
+          <w:tab w:val="num" w:pos="5760"/>
+        </w:tabs>
+        <w:ind w:left="5760" w:hanging="360"/>
+      </w:pPr>
+      <w:rPr>
+        <w:rFonts w:ascii="Wingdings" w:hAnsi="Wingdings" w:hint="default"/>
+        <w:sz w:val="20"/>
+      </w:rPr>
+    </w:lvl>
+    <w:lvl w:ilvl="8" w:tentative="1">
+      <w:start w:val="1"/>
+      <w:numFmt w:val="bullet"/>
+      <w:lvlText w:val=""/>
+      <w:lvlJc w:val="left"/>
+      <w:pPr>
+        <w:tabs>
+          <w:tab w:val="num" w:pos="6480"/>
+        </w:tabs>
+        <w:ind w:left="6480" w:hanging="360"/>
+      </w:pPr>
+      <w:rPr>
+        <w:rFonts w:ascii="Wingdings" w:hAnsi="Wingdings" w:hint="default"/>
+        <w:sz w:val="20"/>
+      </w:rPr>
+    </w:lvl>
+  </w:abstractNum>
+  <w:abstractNum w:abstractNumId="1" w15:restartNumberingAfterBreak="0">
+    <w:nsid w:val="151D3F6D"/>
+    <w:multiLevelType w:val="multilevel"/>
+    <w:tmpl w:val="0FA47820"/>
+    <w:lvl w:ilvl="0">
+      <w:start w:val="1"/>
+      <w:numFmt w:val="bullet"/>
+      <w:lvlText w:val=""/>
+      <w:lvlJc w:val="left"/>
+      <w:pPr>
+        <w:tabs>
+          <w:tab w:val="num" w:pos="720"/>
+        </w:tabs>
+        <w:ind w:left="720" w:hanging="360"/>
+      </w:pPr>
+      <w:rPr>
+        <w:rFonts w:ascii="Symbol" w:hAnsi="Symbol" w:hint="default"/>
+        <w:sz w:val="20"/>
+      </w:rPr>
+    </w:lvl>
+    <w:lvl w:ilvl="1">
+      <w:start w:val="1"/>
+      <w:numFmt w:val="decimal"/>
+      <w:lvlText w:val="%2."/>
+      <w:lvlJc w:val="left"/>
+      <w:pPr>
+        <w:tabs>
+          <w:tab w:val="num" w:pos="1440"/>
+        </w:tabs>
+        <w:ind w:left="1440" w:hanging="360"/>
+      </w:pPr>
+    </w:lvl>
+    <w:lvl w:ilvl="2" w:tentative="1">
+      <w:start w:val="1"/>
+      <w:numFmt w:val="bullet"/>
+      <w:lvlText w:val=""/>
+      <w:lvlJc w:val="left"/>
+      <w:pPr>
+        <w:tabs>
+          <w:tab w:val="num" w:pos="2160"/>
+        </w:tabs>
+        <w:ind w:left="2160" w:hanging="360"/>
+      </w:pPr>
+      <w:rPr>
+        <w:rFonts w:ascii="Wingdings" w:hAnsi="Wingdings" w:hint="default"/>
+        <w:sz w:val="20"/>
+      </w:rPr>
+    </w:lvl>
+    <w:lvl w:ilvl="3" w:tentative="1">
+      <w:start w:val="1"/>
+      <w:numFmt w:val="bullet"/>
+      <w:lvlText w:val=""/>
+      <w:lvlJc w:val="left"/>
+      <w:pPr>
+        <w:tabs>
+          <w:tab w:val="num" w:pos="2880"/>
+        </w:tabs>
+        <w:ind w:left="2880" w:hanging="360"/>
+      </w:pPr>
+      <w:rPr>
+        <w:rFonts w:ascii="Wingdings" w:hAnsi="Wingdings" w:hint="default"/>
+        <w:sz w:val="20"/>
+      </w:rPr>
+    </w:lvl>
+    <w:lvl w:ilvl="4" w:tentative="1">
+      <w:start w:val="1"/>
+      <w:numFmt w:val="bullet"/>
+      <w:lvlText w:val=""/>
+      <w:lvlJc w:val="left"/>
+      <w:pPr>
+        <w:tabs>
+          <w:tab w:val="num" w:pos="3600"/>
+        </w:tabs>
+        <w:ind w:left="3600" w:hanging="360"/>
+      </w:pPr>
+      <w:rPr>
+        <w:rFonts w:ascii="Wingdings" w:hAnsi="Wingdings" w:hint="default"/>
+        <w:sz w:val="20"/>
+      </w:rPr>
+    </w:lvl>
+    <w:lvl w:ilvl="5" w:tentative="1">
+      <w:start w:val="1"/>
+      <w:numFmt w:val="bullet"/>
+      <w:lvlText w:val=""/>
+      <w:lvlJc w:val="left"/>
+      <w:pPr>
+        <w:tabs>
+          <w:tab w:val="num" w:pos="4320"/>
+        </w:tabs>
+        <w:ind w:left="4320" w:hanging="360"/>
+      </w:pPr>
+      <w:rPr>
+        <w:rFonts w:ascii="Wingdings" w:hAnsi="Wingdings" w:hint="default"/>
+        <w:sz w:val="20"/>
+      </w:rPr>
+    </w:lvl>
+    <w:lvl w:ilvl="6" w:tentative="1">
+      <w:start w:val="1"/>
+      <w:numFmt w:val="bullet"/>
+      <w:lvlText w:val=""/>
+      <w:lvlJc w:val="left"/>
+      <w:pPr>
+        <w:tabs>
+          <w:tab w:val="num" w:pos="5040"/>
+        </w:tabs>
+        <w:ind w:left="5040" w:hanging="360"/>
+      </w:pPr>
+      <w:rPr>
+        <w:rFonts w:ascii="Wingdings" w:hAnsi="Wingdings" w:hint="default"/>
+        <w:sz w:val="20"/>
+      </w:rPr>
+    </w:lvl>
+    <w:lvl w:ilvl="7" w:tentative="1">
+      <w:start w:val="1"/>
+      <w:numFmt w:val="bullet"/>
+      <w:lvlText w:val=""/>
+      <w:lvlJc w:val="left"/>
+      <w:pPr>
+        <w:tabs>
+          <w:tab w:val="num" w:pos="5760"/>
+        </w:tabs>
+        <w:ind w:left="5760" w:hanging="360"/>
+      </w:pPr>
+      <w:rPr>
+        <w:rFonts w:ascii="Wingdings" w:hAnsi="Wingdings" w:hint="default"/>
+        <w:sz w:val="20"/>
+      </w:rPr>
+    </w:lvl>
+    <w:lvl w:ilvl="8" w:tentative="1">
+      <w:start w:val="1"/>
+      <w:numFmt w:val="bullet"/>
+      <w:lvlText w:val=""/>
+      <w:lvlJc w:val="left"/>
+      <w:pPr>
+        <w:tabs>
+          <w:tab w:val="num" w:pos="6480"/>
+        </w:tabs>
+        <w:ind w:left="6480" w:hanging="360"/>
+      </w:pPr>
+      <w:rPr>
+        <w:rFonts w:ascii="Wingdings" w:hAnsi="Wingdings" w:hint="default"/>
+        <w:sz w:val="20"/>
+      </w:rPr>
+    </w:lvl>
+  </w:abstractNum>
+  <w:abstractNum w:abstractNumId="2" w15:restartNumberingAfterBreak="0">
+    <w:nsid w:val="1AAA2381"/>
+    <w:multiLevelType w:val="multilevel"/>
+    <w:tmpl w:val="A32074C0"/>
+    <w:lvl w:ilvl="0">
+      <w:start w:val="1"/>
+      <w:numFmt w:val="bullet"/>
+      <w:lvlText w:val=""/>
+      <w:lvlJc w:val="left"/>
+      <w:pPr>
+        <w:tabs>
+          <w:tab w:val="num" w:pos="720"/>
+        </w:tabs>
+        <w:ind w:left="720" w:hanging="360"/>
+      </w:pPr>
+      <w:rPr>
+        <w:rFonts w:ascii="Symbol" w:hAnsi="Symbol" w:hint="default"/>
+        <w:sz w:val="20"/>
+      </w:rPr>
+    </w:lvl>
+    <w:lvl w:ilvl="1" w:tentative="1">
+      <w:start w:val="1"/>
+      <w:numFmt w:val="bullet"/>
+      <w:lvlText w:val="o"/>
+      <w:lvlJc w:val="left"/>
+      <w:pPr>
+        <w:tabs>
+          <w:tab w:val="num" w:pos="1440"/>
+        </w:tabs>
+        <w:ind w:left="1440" w:hanging="360"/>
+      </w:pPr>
+      <w:rPr>
+        <w:rFonts w:ascii="Courier New" w:hAnsi="Courier New" w:hint="default"/>
+        <w:sz w:val="20"/>
+      </w:rPr>
+    </w:lvl>
+    <w:lvl w:ilvl="2" w:tentative="1">
+      <w:start w:val="1"/>
+      <w:numFmt w:val="bullet"/>
+      <w:lvlText w:val=""/>
+      <w:lvlJc w:val="left"/>
+      <w:pPr>
+        <w:tabs>
+          <w:tab w:val="num" w:pos="2160"/>
+        </w:tabs>
+        <w:ind w:left="2160" w:hanging="360"/>
+      </w:pPr>
+      <w:rPr>
+        <w:rFonts w:ascii="Wingdings" w:hAnsi="Wingdings" w:hint="default"/>
+        <w:sz w:val="20"/>
+      </w:rPr>
+    </w:lvl>
+    <w:lvl w:ilvl="3" w:tentative="1">
+      <w:start w:val="1"/>
+      <w:numFmt w:val="bullet"/>
+      <w:lvlText w:val=""/>
+      <w:lvlJc w:val="left"/>
+      <w:pPr>
+        <w:tabs>
+          <w:tab w:val="num" w:pos="2880"/>
+        </w:tabs>
+        <w:ind w:left="2880" w:hanging="360"/>
+      </w:pPr>
+      <w:rPr>
+        <w:rFonts w:ascii="Wingdings" w:hAnsi="Wingdings" w:hint="default"/>
+        <w:sz w:val="20"/>
+      </w:rPr>
+    </w:lvl>
+    <w:lvl w:ilvl="4" w:tentative="1">
+      <w:start w:val="1"/>
+      <w:numFmt w:val="bullet"/>
+      <w:lvlText w:val=""/>
+      <w:lvlJc w:val="left"/>
+      <w:pPr>
+        <w:tabs>
+          <w:tab w:val="num" w:pos="3600"/>
+        </w:tabs>
+        <w:ind w:left="3600" w:hanging="360"/>
+      </w:pPr>
+      <w:rPr>
+        <w:rFonts w:ascii="Wingdings" w:hAnsi="Wingdings" w:hint="default"/>
+        <w:sz w:val="20"/>
+      </w:rPr>
+    </w:lvl>
+    <w:lvl w:ilvl="5" w:tentative="1">
+      <w:start w:val="1"/>
+      <w:numFmt w:val="bullet"/>
+      <w:lvlText w:val=""/>
+      <w:lvlJc w:val="left"/>
+      <w:pPr>
+        <w:tabs>
+          <w:tab w:val="num" w:pos="4320"/>
+        </w:tabs>
+        <w:ind w:left="4320" w:hanging="360"/>
+      </w:pPr>
+      <w:rPr>
+        <w:rFonts w:ascii="Wingdings" w:hAnsi="Wingdings" w:hint="default"/>
+        <w:sz w:val="20"/>
+      </w:rPr>
+    </w:lvl>
+    <w:lvl w:ilvl="6" w:tentative="1">
+      <w:start w:val="1"/>
+      <w:numFmt w:val="bullet"/>
+      <w:lvlText w:val=""/>
+      <w:lvlJc w:val="left"/>
+      <w:pPr>
+        <w:tabs>
+          <w:tab w:val="num" w:pos="5040"/>
+        </w:tabs>
+        <w:ind w:left="5040" w:hanging="360"/>
+      </w:pPr>
+      <w:rPr>
+        <w:rFonts w:ascii="Wingdings" w:hAnsi="Wingdings" w:hint="default"/>
+        <w:sz w:val="20"/>
+      </w:rPr>
+    </w:lvl>
+    <w:lvl w:ilvl="7" w:tentative="1">
+      <w:start w:val="1"/>
+      <w:numFmt w:val="bullet"/>
+      <w:lvlText w:val=""/>
+      <w:lvlJc w:val="left"/>
+      <w:pPr>
+        <w:tabs>
+          <w:tab w:val="num" w:pos="5760"/>
+        </w:tabs>
+        <w:ind w:left="5760" w:hanging="360"/>
+      </w:pPr>
+      <w:rPr>
+        <w:rFonts w:ascii="Wingdings" w:hAnsi="Wingdings" w:hint="default"/>
+        <w:sz w:val="20"/>
+      </w:rPr>
+    </w:lvl>
+    <w:lvl w:ilvl="8" w:tentative="1">
+      <w:start w:val="1"/>
+      <w:numFmt w:val="bullet"/>
+      <w:lvlText w:val=""/>
+      <w:lvlJc w:val="left"/>
+      <w:pPr>
+        <w:tabs>
+          <w:tab w:val="num" w:pos="6480"/>
+        </w:tabs>
+        <w:ind w:left="6480" w:hanging="360"/>
+      </w:pPr>
+      <w:rPr>
+        <w:rFonts w:ascii="Wingdings" w:hAnsi="Wingdings" w:hint="default"/>
+        <w:sz w:val="20"/>
+      </w:rPr>
+    </w:lvl>
+  </w:abstractNum>
+  <w:abstractNum w:abstractNumId="3" w15:restartNumberingAfterBreak="0">
     <w:nsid w:val="265714BA"/>
     <w:multiLevelType w:val="multilevel"/>
     <w:tmpl w:val="98AA33CA"/>
@@ -1243,7 +1524,156 @@
       </w:rPr>
     </w:lvl>
   </w:abstractNum>
-  <w:abstractNum w:abstractNumId="1" w15:restartNumberingAfterBreak="0">
+  <w:abstractNum w:abstractNumId="4" w15:restartNumberingAfterBreak="0">
+    <w:nsid w:val="27801933"/>
+    <w:multiLevelType w:val="multilevel"/>
+    <w:tmpl w:val="D73C9E8A"/>
+    <w:lvl w:ilvl="0">
+      <w:start w:val="1"/>
+      <w:numFmt w:val="bullet"/>
+      <w:lvlText w:val=""/>
+      <w:lvlJc w:val="left"/>
+      <w:pPr>
+        <w:tabs>
+          <w:tab w:val="num" w:pos="720"/>
+        </w:tabs>
+        <w:ind w:left="720" w:hanging="360"/>
+      </w:pPr>
+      <w:rPr>
+        <w:rFonts w:ascii="Symbol" w:hAnsi="Symbol" w:hint="default"/>
+        <w:sz w:val="20"/>
+      </w:rPr>
+    </w:lvl>
+    <w:lvl w:ilvl="1" w:tentative="1">
+      <w:start w:val="1"/>
+      <w:numFmt w:val="bullet"/>
+      <w:lvlText w:val="o"/>
+      <w:lvlJc w:val="left"/>
+      <w:pPr>
+        <w:tabs>
+          <w:tab w:val="num" w:pos="1440"/>
+        </w:tabs>
+        <w:ind w:left="1440" w:hanging="360"/>
+      </w:pPr>
+      <w:rPr>
+        <w:rFonts w:ascii="Courier New" w:hAnsi="Courier New" w:hint="default"/>
+        <w:sz w:val="20"/>
+      </w:rPr>
+    </w:lvl>
+    <w:lvl w:ilvl="2" w:tentative="1">
+      <w:start w:val="1"/>
+      <w:numFmt w:val="bullet"/>
+      <w:lvlText w:val=""/>
+      <w:lvlJc w:val="left"/>
+      <w:pPr>
+        <w:tabs>
+          <w:tab w:val="num" w:pos="2160"/>
+        </w:tabs>
+        <w:ind w:left="2160" w:hanging="360"/>
+      </w:pPr>
+      <w:rPr>
+        <w:rFonts w:ascii="Wingdings" w:hAnsi="Wingdings" w:hint="default"/>
+        <w:sz w:val="20"/>
+      </w:rPr>
+    </w:lvl>
+    <w:lvl w:ilvl="3" w:tentative="1">
+      <w:start w:val="1"/>
+      <w:numFmt w:val="bullet"/>
+      <w:lvlText w:val=""/>
+      <w:lvlJc w:val="left"/>
+      <w:pPr>
+        <w:tabs>
+          <w:tab w:val="num" w:pos="2880"/>
+        </w:tabs>
+        <w:ind w:left="2880" w:hanging="360"/>
+      </w:pPr>
+      <w:rPr>
+        <w:rFonts w:ascii="Wingdings" w:hAnsi="Wingdings" w:hint="default"/>
+        <w:sz w:val="20"/>
+      </w:rPr>
+    </w:lvl>
+    <w:lvl w:ilvl="4" w:tentative="1">
+      <w:start w:val="1"/>
+      <w:numFmt w:val="bullet"/>
+      <w:lvlText w:val=""/>
+      <w:lvlJc w:val="left"/>
+      <w:pPr>
+        <w:tabs>
+          <w:tab w:val="num" w:pos="3600"/>
+        </w:tabs>
+        <w:ind w:left="3600" w:hanging="360"/>
+      </w:pPr>
+      <w:rPr>
+        <w:rFonts w:ascii="Wingdings" w:hAnsi="Wingdings" w:hint="default"/>
+        <w:sz w:val="20"/>
+      </w:rPr>
+    </w:lvl>
+    <w:lvl w:ilvl="5" w:tentative="1">
+      <w:start w:val="1"/>
+      <w:numFmt w:val="bullet"/>
+      <w:lvlText w:val=""/>
+      <w:lvlJc w:val="left"/>
+      <w:pPr>
+        <w:tabs>
+          <w:tab w:val="num" w:pos="4320"/>
+        </w:tabs>
+        <w:ind w:left="4320" w:hanging="360"/>
+      </w:pPr>
+      <w:rPr>
+        <w:rFonts w:ascii="Wingdings" w:hAnsi="Wingdings" w:hint="default"/>
+        <w:sz w:val="20"/>
+      </w:rPr>
+    </w:lvl>
+    <w:lvl w:ilvl="6" w:tentative="1">
+      <w:start w:val="1"/>
+      <w:numFmt w:val="bullet"/>
+      <w:lvlText w:val=""/>
+      <w:lvlJc w:val="left"/>
+      <w:pPr>
+        <w:tabs>
+          <w:tab w:val="num" w:pos="5040"/>
+        </w:tabs>
+        <w:ind w:left="5040" w:hanging="360"/>
+      </w:pPr>
+      <w:rPr>
+        <w:rFonts w:ascii="Wingdings" w:hAnsi="Wingdings" w:hint="default"/>
+        <w:sz w:val="20"/>
+      </w:rPr>
+    </w:lvl>
+    <w:lvl w:ilvl="7" w:tentative="1">
+      <w:start w:val="1"/>
+      <w:numFmt w:val="bullet"/>
+      <w:lvlText w:val=""/>
+      <w:lvlJc w:val="left"/>
+      <w:pPr>
+        <w:tabs>
+          <w:tab w:val="num" w:pos="5760"/>
+        </w:tabs>
+        <w:ind w:left="5760" w:hanging="360"/>
+      </w:pPr>
+      <w:rPr>
+        <w:rFonts w:ascii="Wingdings" w:hAnsi="Wingdings" w:hint="default"/>
+        <w:sz w:val="20"/>
+      </w:rPr>
+    </w:lvl>
+    <w:lvl w:ilvl="8" w:tentative="1">
+      <w:start w:val="1"/>
+      <w:numFmt w:val="bullet"/>
+      <w:lvlText w:val=""/>
+      <w:lvlJc w:val="left"/>
+      <w:pPr>
+        <w:tabs>
+          <w:tab w:val="num" w:pos="6480"/>
+        </w:tabs>
+        <w:ind w:left="6480" w:hanging="360"/>
+      </w:pPr>
+      <w:rPr>
+        <w:rFonts w:ascii="Wingdings" w:hAnsi="Wingdings" w:hint="default"/>
+        <w:sz w:val="20"/>
+      </w:rPr>
+    </w:lvl>
+  </w:abstractNum>
+  <w:abstractNum w:abstractNumId="5" w15:restartNumberingAfterBreak="0">
     <w:nsid w:val="280A5106"/>
     <w:multiLevelType w:val="multilevel"/>
     <w:tmpl w:val="3A9619E6"/>
@@ -1392,7 +1822,156 @@
       </w:rPr>
     </w:lvl>
   </w:abstractNum>
-  <w:abstractNum w:abstractNumId="2" w15:restartNumberingAfterBreak="0">
+  <w:abstractNum w:abstractNumId="6" w15:restartNumberingAfterBreak="0">
+    <w:nsid w:val="2BF349DE"/>
+    <w:multiLevelType w:val="multilevel"/>
+    <w:tmpl w:val="305EE12E"/>
+    <w:lvl w:ilvl="0">
+      <w:start w:val="1"/>
+      <w:numFmt w:val="bullet"/>
+      <w:lvlText w:val=""/>
+      <w:lvlJc w:val="left"/>
+      <w:pPr>
+        <w:tabs>
+          <w:tab w:val="num" w:pos="720"/>
+        </w:tabs>
+        <w:ind w:left="720" w:hanging="360"/>
+      </w:pPr>
+      <w:rPr>
+        <w:rFonts w:ascii="Symbol" w:hAnsi="Symbol" w:hint="default"/>
+        <w:sz w:val="20"/>
+      </w:rPr>
+    </w:lvl>
+    <w:lvl w:ilvl="1" w:tentative="1">
+      <w:start w:val="1"/>
+      <w:numFmt w:val="bullet"/>
+      <w:lvlText w:val="o"/>
+      <w:lvlJc w:val="left"/>
+      <w:pPr>
+        <w:tabs>
+          <w:tab w:val="num" w:pos="1440"/>
+        </w:tabs>
+        <w:ind w:left="1440" w:hanging="360"/>
+      </w:pPr>
+      <w:rPr>
+        <w:rFonts w:ascii="Courier New" w:hAnsi="Courier New" w:hint="default"/>
+        <w:sz w:val="20"/>
+      </w:rPr>
+    </w:lvl>
+    <w:lvl w:ilvl="2" w:tentative="1">
+      <w:start w:val="1"/>
+      <w:numFmt w:val="bullet"/>
+      <w:lvlText w:val=""/>
+      <w:lvlJc w:val="left"/>
+      <w:pPr>
+        <w:tabs>
+          <w:tab w:val="num" w:pos="2160"/>
+        </w:tabs>
+        <w:ind w:left="2160" w:hanging="360"/>
+      </w:pPr>
+      <w:rPr>
+        <w:rFonts w:ascii="Wingdings" w:hAnsi="Wingdings" w:hint="default"/>
+        <w:sz w:val="20"/>
+      </w:rPr>
+    </w:lvl>
+    <w:lvl w:ilvl="3" w:tentative="1">
+      <w:start w:val="1"/>
+      <w:numFmt w:val="bullet"/>
+      <w:lvlText w:val=""/>
+      <w:lvlJc w:val="left"/>
+      <w:pPr>
+        <w:tabs>
+          <w:tab w:val="num" w:pos="2880"/>
+        </w:tabs>
+        <w:ind w:left="2880" w:hanging="360"/>
+      </w:pPr>
+      <w:rPr>
+        <w:rFonts w:ascii="Wingdings" w:hAnsi="Wingdings" w:hint="default"/>
+        <w:sz w:val="20"/>
+      </w:rPr>
+    </w:lvl>
+    <w:lvl w:ilvl="4" w:tentative="1">
+      <w:start w:val="1"/>
+      <w:numFmt w:val="bullet"/>
+      <w:lvlText w:val=""/>
+      <w:lvlJc w:val="left"/>
+      <w:pPr>
+        <w:tabs>
+          <w:tab w:val="num" w:pos="3600"/>
+        </w:tabs>
+        <w:ind w:left="3600" w:hanging="360"/>
+      </w:pPr>
+      <w:rPr>
+        <w:rFonts w:ascii="Wingdings" w:hAnsi="Wingdings" w:hint="default"/>
+        <w:sz w:val="20"/>
+      </w:rPr>
+    </w:lvl>
+    <w:lvl w:ilvl="5" w:tentative="1">
+      <w:start w:val="1"/>
+      <w:numFmt w:val="bullet"/>
+      <w:lvlText w:val=""/>
+      <w:lvlJc w:val="left"/>
+      <w:pPr>
+        <w:tabs>
+          <w:tab w:val="num" w:pos="4320"/>
+        </w:tabs>
+        <w:ind w:left="4320" w:hanging="360"/>
+      </w:pPr>
+      <w:rPr>
+        <w:rFonts w:ascii="Wingdings" w:hAnsi="Wingdings" w:hint="default"/>
+        <w:sz w:val="20"/>
+      </w:rPr>
+    </w:lvl>
+    <w:lvl w:ilvl="6" w:tentative="1">
+      <w:start w:val="1"/>
+      <w:numFmt w:val="bullet"/>
+      <w:lvlText w:val=""/>
+      <w:lvlJc w:val="left"/>
+      <w:pPr>
+        <w:tabs>
+          <w:tab w:val="num" w:pos="5040"/>
+        </w:tabs>
+        <w:ind w:left="5040" w:hanging="360"/>
+      </w:pPr>
+      <w:rPr>
+        <w:rFonts w:ascii="Wingdings" w:hAnsi="Wingdings" w:hint="default"/>
+        <w:sz w:val="20"/>
+      </w:rPr>
+    </w:lvl>
+    <w:lvl w:ilvl="7" w:tentative="1">
+      <w:start w:val="1"/>
+      <w:numFmt w:val="bullet"/>
+      <w:lvlText w:val=""/>
+      <w:lvlJc w:val="left"/>
+      <w:pPr>
+        <w:tabs>
+          <w:tab w:val="num" w:pos="5760"/>
+        </w:tabs>
+        <w:ind w:left="5760" w:hanging="360"/>
+      </w:pPr>
+      <w:rPr>
+        <w:rFonts w:ascii="Wingdings" w:hAnsi="Wingdings" w:hint="default"/>
+        <w:sz w:val="20"/>
+      </w:rPr>
+    </w:lvl>
+    <w:lvl w:ilvl="8" w:tentative="1">
+      <w:start w:val="1"/>
+      <w:numFmt w:val="bullet"/>
+      <w:lvlText w:val=""/>
+      <w:lvlJc w:val="left"/>
+      <w:pPr>
+        <w:tabs>
+          <w:tab w:val="num" w:pos="6480"/>
+        </w:tabs>
+        <w:ind w:left="6480" w:hanging="360"/>
+      </w:pPr>
+      <w:rPr>
+        <w:rFonts w:ascii="Wingdings" w:hAnsi="Wingdings" w:hint="default"/>
+        <w:sz w:val="20"/>
+      </w:rPr>
+    </w:lvl>
+  </w:abstractNum>
+  <w:abstractNum w:abstractNumId="7" w15:restartNumberingAfterBreak="0">
     <w:nsid w:val="323E27D1"/>
     <w:multiLevelType w:val="multilevel"/>
     <w:tmpl w:val="7E3A093C"/>
@@ -1541,7 +2120,7 @@
       </w:rPr>
     </w:lvl>
   </w:abstractNum>
-  <w:abstractNum w:abstractNumId="3" w15:restartNumberingAfterBreak="0">
+  <w:abstractNum w:abstractNumId="8" w15:restartNumberingAfterBreak="0">
     <w:nsid w:val="358E3A95"/>
     <w:multiLevelType w:val="multilevel"/>
     <w:tmpl w:val="68FC12CA"/>
@@ -1686,7 +2265,7 @@
       </w:rPr>
     </w:lvl>
   </w:abstractNum>
-  <w:abstractNum w:abstractNumId="4" w15:restartNumberingAfterBreak="0">
+  <w:abstractNum w:abstractNumId="9" w15:restartNumberingAfterBreak="0">
     <w:nsid w:val="36384838"/>
     <w:multiLevelType w:val="multilevel"/>
     <w:tmpl w:val="9AC26CFC"/>
@@ -1835,7 +2414,7 @@
       </w:rPr>
     </w:lvl>
   </w:abstractNum>
-  <w:abstractNum w:abstractNumId="5" w15:restartNumberingAfterBreak="0">
+  <w:abstractNum w:abstractNumId="10" w15:restartNumberingAfterBreak="0">
     <w:nsid w:val="3D441A5D"/>
     <w:multiLevelType w:val="multilevel"/>
     <w:tmpl w:val="1AB053C6"/>
@@ -1984,7 +2563,156 @@
       </w:rPr>
     </w:lvl>
   </w:abstractNum>
-  <w:abstractNum w:abstractNumId="6" w15:restartNumberingAfterBreak="0">
+  <w:abstractNum w:abstractNumId="11" w15:restartNumberingAfterBreak="0">
+    <w:nsid w:val="41C55ED4"/>
+    <w:multiLevelType w:val="multilevel"/>
+    <w:tmpl w:val="775EE07E"/>
+    <w:lvl w:ilvl="0">
+      <w:start w:val="1"/>
+      <w:numFmt w:val="bullet"/>
+      <w:lvlText w:val=""/>
+      <w:lvlJc w:val="left"/>
+      <w:pPr>
+        <w:tabs>
+          <w:tab w:val="num" w:pos="720"/>
+        </w:tabs>
+        <w:ind w:left="720" w:hanging="360"/>
+      </w:pPr>
+      <w:rPr>
+        <w:rFonts w:ascii="Symbol" w:hAnsi="Symbol" w:hint="default"/>
+        <w:sz w:val="20"/>
+      </w:rPr>
+    </w:lvl>
+    <w:lvl w:ilvl="1" w:tentative="1">
+      <w:start w:val="1"/>
+      <w:numFmt w:val="bullet"/>
+      <w:lvlText w:val="o"/>
+      <w:lvlJc w:val="left"/>
+      <w:pPr>
+        <w:tabs>
+          <w:tab w:val="num" w:pos="1440"/>
+        </w:tabs>
+        <w:ind w:left="1440" w:hanging="360"/>
+      </w:pPr>
+      <w:rPr>
+        <w:rFonts w:ascii="Courier New" w:hAnsi="Courier New" w:hint="default"/>
+        <w:sz w:val="20"/>
+      </w:rPr>
+    </w:lvl>
+    <w:lvl w:ilvl="2" w:tentative="1">
+      <w:start w:val="1"/>
+      <w:numFmt w:val="bullet"/>
+      <w:lvlText w:val=""/>
+      <w:lvlJc w:val="left"/>
+      <w:pPr>
+        <w:tabs>
+          <w:tab w:val="num" w:pos="2160"/>
+        </w:tabs>
+        <w:ind w:left="2160" w:hanging="360"/>
+      </w:pPr>
+      <w:rPr>
+        <w:rFonts w:ascii="Wingdings" w:hAnsi="Wingdings" w:hint="default"/>
+        <w:sz w:val="20"/>
+      </w:rPr>
+    </w:lvl>
+    <w:lvl w:ilvl="3" w:tentative="1">
+      <w:start w:val="1"/>
+      <w:numFmt w:val="bullet"/>
+      <w:lvlText w:val=""/>
+      <w:lvlJc w:val="left"/>
+      <w:pPr>
+        <w:tabs>
+          <w:tab w:val="num" w:pos="2880"/>
+        </w:tabs>
+        <w:ind w:left="2880" w:hanging="360"/>
+      </w:pPr>
+      <w:rPr>
+        <w:rFonts w:ascii="Wingdings" w:hAnsi="Wingdings" w:hint="default"/>
+        <w:sz w:val="20"/>
+      </w:rPr>
+    </w:lvl>
+    <w:lvl w:ilvl="4" w:tentative="1">
+      <w:start w:val="1"/>
+      <w:numFmt w:val="bullet"/>
+      <w:lvlText w:val=""/>
+      <w:lvlJc w:val="left"/>
+      <w:pPr>
+        <w:tabs>
+          <w:tab w:val="num" w:pos="3600"/>
+        </w:tabs>
+        <w:ind w:left="3600" w:hanging="360"/>
+      </w:pPr>
+      <w:rPr>
+        <w:rFonts w:ascii="Wingdings" w:hAnsi="Wingdings" w:hint="default"/>
+        <w:sz w:val="20"/>
+      </w:rPr>
+    </w:lvl>
+    <w:lvl w:ilvl="5" w:tentative="1">
+      <w:start w:val="1"/>
+      <w:numFmt w:val="bullet"/>
+      <w:lvlText w:val=""/>
+      <w:lvlJc w:val="left"/>
+      <w:pPr>
+        <w:tabs>
+          <w:tab w:val="num" w:pos="4320"/>
+        </w:tabs>
+        <w:ind w:left="4320" w:hanging="360"/>
+      </w:pPr>
+      <w:rPr>
+        <w:rFonts w:ascii="Wingdings" w:hAnsi="Wingdings" w:hint="default"/>
+        <w:sz w:val="20"/>
+      </w:rPr>
+    </w:lvl>
+    <w:lvl w:ilvl="6" w:tentative="1">
+      <w:start w:val="1"/>
+      <w:numFmt w:val="bullet"/>
+      <w:lvlText w:val=""/>
+      <w:lvlJc w:val="left"/>
+      <w:pPr>
+        <w:tabs>
+          <w:tab w:val="num" w:pos="5040"/>
+        </w:tabs>
+        <w:ind w:left="5040" w:hanging="360"/>
+      </w:pPr>
+      <w:rPr>
+        <w:rFonts w:ascii="Wingdings" w:hAnsi="Wingdings" w:hint="default"/>
+        <w:sz w:val="20"/>
+      </w:rPr>
+    </w:lvl>
+    <w:lvl w:ilvl="7" w:tentative="1">
+      <w:start w:val="1"/>
+      <w:numFmt w:val="bullet"/>
+      <w:lvlText w:val=""/>
+      <w:lvlJc w:val="left"/>
+      <w:pPr>
+        <w:tabs>
+          <w:tab w:val="num" w:pos="5760"/>
+        </w:tabs>
+        <w:ind w:left="5760" w:hanging="360"/>
+      </w:pPr>
+      <w:rPr>
+        <w:rFonts w:ascii="Wingdings" w:hAnsi="Wingdings" w:hint="default"/>
+        <w:sz w:val="20"/>
+      </w:rPr>
+    </w:lvl>
+    <w:lvl w:ilvl="8" w:tentative="1">
+      <w:start w:val="1"/>
+      <w:numFmt w:val="bullet"/>
+      <w:lvlText w:val=""/>
+      <w:lvlJc w:val="left"/>
+      <w:pPr>
+        <w:tabs>
+          <w:tab w:val="num" w:pos="6480"/>
+        </w:tabs>
+        <w:ind w:left="6480" w:hanging="360"/>
+      </w:pPr>
+      <w:rPr>
+        <w:rFonts w:ascii="Wingdings" w:hAnsi="Wingdings" w:hint="default"/>
+        <w:sz w:val="20"/>
+      </w:rPr>
+    </w:lvl>
+  </w:abstractNum>
+  <w:abstractNum w:abstractNumId="12" w15:restartNumberingAfterBreak="0">
     <w:nsid w:val="50465571"/>
     <w:multiLevelType w:val="multilevel"/>
     <w:tmpl w:val="38E4DDDC"/>
@@ -2097,7 +2825,7 @@
       </w:pPr>
     </w:lvl>
   </w:abstractNum>
-  <w:abstractNum w:abstractNumId="7" w15:restartNumberingAfterBreak="0">
+  <w:abstractNum w:abstractNumId="13" w15:restartNumberingAfterBreak="0">
     <w:nsid w:val="6E8E0887"/>
     <w:multiLevelType w:val="multilevel"/>
     <w:tmpl w:val="8B20B668"/>
@@ -2246,7 +2974,7 @@
       </w:rPr>
     </w:lvl>
   </w:abstractNum>
-  <w:abstractNum w:abstractNumId="8" w15:restartNumberingAfterBreak="0">
+  <w:abstractNum w:abstractNumId="14" w15:restartNumberingAfterBreak="0">
     <w:nsid w:val="7AFD003E"/>
     <w:multiLevelType w:val="multilevel"/>
     <w:tmpl w:val="EE2CCAD8"/>
@@ -2395,7 +3123,7 @@
       </w:rPr>
     </w:lvl>
   </w:abstractNum>
-  <w:abstractNum w:abstractNumId="9" w15:restartNumberingAfterBreak="0">
+  <w:abstractNum w:abstractNumId="15" w15:restartNumberingAfterBreak="0">
     <w:nsid w:val="7E4604EE"/>
     <w:multiLevelType w:val="multilevel"/>
     <w:tmpl w:val="839435D8"/>
@@ -2545,33 +3273,51 @@
     </w:lvl>
   </w:abstractNum>
   <w:num w:numId="1" w16cid:durableId="2130540523">
+    <w:abstractNumId w:val="12"/>
+  </w:num>
+  <w:num w:numId="2" w16cid:durableId="383334975">
+    <w:abstractNumId w:val="10"/>
+  </w:num>
+  <w:num w:numId="3" w16cid:durableId="681857602">
+    <w:abstractNumId w:val="8"/>
+  </w:num>
+  <w:num w:numId="4" w16cid:durableId="224604026">
+    <w:abstractNumId w:val="15"/>
+  </w:num>
+  <w:num w:numId="5" w16cid:durableId="607202289">
+    <w:abstractNumId w:val="3"/>
+  </w:num>
+  <w:num w:numId="6" w16cid:durableId="1029523813">
+    <w:abstractNumId w:val="9"/>
+  </w:num>
+  <w:num w:numId="7" w16cid:durableId="652488150">
+    <w:abstractNumId w:val="13"/>
+  </w:num>
+  <w:num w:numId="8" w16cid:durableId="1701932329">
+    <w:abstractNumId w:val="5"/>
+  </w:num>
+  <w:num w:numId="9" w16cid:durableId="1011227447">
+    <w:abstractNumId w:val="14"/>
+  </w:num>
+  <w:num w:numId="10" w16cid:durableId="1525627433">
+    <w:abstractNumId w:val="7"/>
+  </w:num>
+  <w:num w:numId="11" w16cid:durableId="370619692">
+    <w:abstractNumId w:val="0"/>
+  </w:num>
+  <w:num w:numId="12" w16cid:durableId="1443765481">
+    <w:abstractNumId w:val="4"/>
+  </w:num>
+  <w:num w:numId="13" w16cid:durableId="1709328659">
+    <w:abstractNumId w:val="11"/>
+  </w:num>
+  <w:num w:numId="14" w16cid:durableId="1937664818">
+    <w:abstractNumId w:val="1"/>
+  </w:num>
+  <w:num w:numId="15" w16cid:durableId="814025828">
     <w:abstractNumId w:val="6"/>
   </w:num>
-  <w:num w:numId="2" w16cid:durableId="383334975">
-    <w:abstractNumId w:val="5"/>
-  </w:num>
-  <w:num w:numId="3" w16cid:durableId="681857602">
-    <w:abstractNumId w:val="3"/>
-  </w:num>
-  <w:num w:numId="4" w16cid:durableId="224604026">
-    <w:abstractNumId w:val="9"/>
-  </w:num>
-  <w:num w:numId="5" w16cid:durableId="607202289">
-    <w:abstractNumId w:val="0"/>
-  </w:num>
-  <w:num w:numId="6" w16cid:durableId="1029523813">
-    <w:abstractNumId w:val="4"/>
-  </w:num>
-  <w:num w:numId="7" w16cid:durableId="652488150">
-    <w:abstractNumId w:val="7"/>
-  </w:num>
-  <w:num w:numId="8" w16cid:durableId="1701932329">
-    <w:abstractNumId w:val="1"/>
-  </w:num>
-  <w:num w:numId="9" w16cid:durableId="1011227447">
-    <w:abstractNumId w:val="8"/>
-  </w:num>
-  <w:num w:numId="10" w16cid:durableId="1525627433">
+  <w:num w:numId="16" w16cid:durableId="731000851">
     <w:abstractNumId w:val="2"/>
   </w:num>
 </w:numbering>
@@ -3180,6 +3926,7 @@
   <w:style w:type="character" w:default="1" w:styleId="Domylnaczcionkaakapitu">
     <w:name w:val="Default Paragraph Font"/>
     <w:uiPriority w:val="1"/>
+    <w:semiHidden/>
     <w:unhideWhenUsed/>
   </w:style>
   <w:style w:type="table" w:default="1" w:styleId="Standardowy">
